--- a/download/system_operator_product_type.docx
+++ b/download/system_operator_product_type.docx
@@ -2,7 +2,7 @@
 <file path=word/document.xml><?xml version="1.0" encoding="utf-8"?>
 <w:document xmlns:w="http://schemas.openxmlformats.org/wordprocessingml/2006/main" xmlns:m="http://schemas.openxmlformats.org/officeDocument/2006/math" xmlns:r="http://schemas.openxmlformats.org/officeDocument/2006/relationships" xmlns:o="urn:schemas-microsoft-com:office:office" xmlns:v="urn:schemas-microsoft-com:vml" xmlns:w10="urn:schemas-microsoft-com:office:word" xmlns:a="http://schemas.openxmlformats.org/drawingml/2006/main" xmlns:pic="http://schemas.openxmlformats.org/drawingml/2006/picture" xmlns:wp="http://schemas.openxmlformats.org/drawingml/2006/wordprocessingDrawing">
   <w:body>
-    <w:bookmarkStart w:id="44" w:name="system-operator-product-type"/>
+    <w:bookmarkStart w:id="44" w:name="_d7f9104276a11cd883ae7799e27c29ea24a4192"/>
     <w:p>
       <w:pPr>
         <w:pStyle w:val="Overskrift1"/>
@@ -31,7 +31,7 @@
         <w:t xml:space="preserve">product type they ask for.</w:t>
       </w:r>
     </w:p>
-    <w:bookmarkStart w:id="20" w:name="Xe8f9c5450b7377f9ca0fb15d9448a2d98e2124d"/>
+    <w:bookmarkStart w:id="20" w:name="_e8f9c5450b7377f9ca0fb15d9448a2d98e2124d"/>
     <w:p>
       <w:pPr>
         <w:pStyle w:val="Overskrift2"/>
@@ -103,7 +103,7 @@
       </w:r>
     </w:p>
     <w:bookmarkEnd w:id="20"/>
-    <w:bookmarkStart w:id="23" w:name="relevant-links"/>
+    <w:bookmarkStart w:id="23" w:name="_79afa4f38a91732ffbb4c55883dc88cdfa88c95"/>
     <w:p>
       <w:pPr>
         <w:pStyle w:val="Overskrift2"/>
@@ -147,7 +147,7 @@
       </w:hyperlink>
     </w:p>
     <w:bookmarkEnd w:id="23"/>
-    <w:bookmarkStart w:id="26" w:name="fields"/>
+    <w:bookmarkStart w:id="26" w:name="_fields"/>
     <w:p>
       <w:pPr>
         <w:pStyle w:val="Overskrift2"/>
@@ -551,7 +551,7 @@
       </w:tr>
     </w:tbl>
     <w:bookmarkEnd w:id="26"/>
-    <w:bookmarkStart w:id="27" w:name="validation-rules"/>
+    <w:bookmarkStart w:id="27" w:name="_59f998a8f2e664043807375c511f11331608f95"/>
     <w:p>
       <w:pPr>
         <w:pStyle w:val="Overskrift2"/>
@@ -569,7 +569,7 @@
       </w:r>
     </w:p>
     <w:bookmarkEnd w:id="27"/>
-    <w:bookmarkStart w:id="28" w:name="notifications"/>
+    <w:bookmarkStart w:id="28" w:name="_notifications"/>
     <w:p>
       <w:pPr>
         <w:pStyle w:val="Overskrift2"/>
@@ -693,7 +693,7 @@
       </w:tr>
     </w:tbl>
     <w:bookmarkEnd w:id="28"/>
-    <w:bookmarkStart w:id="43" w:name="authorization"/>
+    <w:bookmarkStart w:id="43" w:name="_authorization"/>
     <w:p>
       <w:pPr>
         <w:pStyle w:val="Overskrift2"/>
@@ -702,7 +702,7 @@
         <w:t xml:space="preserve">Authorization</w:t>
       </w:r>
     </w:p>
-    <w:bookmarkStart w:id="40" w:name="resource-level-authorization"/>
+    <w:bookmarkStart w:id="40" w:name="_ea7458f1c517e163e4c33e527853f16a851511d"/>
     <w:p>
       <w:pPr>
         <w:pStyle w:val="Overskrift3"/>
@@ -755,7 +755,7 @@
         <w:t xml:space="preserve">.</w:t>
       </w:r>
     </w:p>
-    <w:bookmarkStart w:id="30" w:name="anonymous"/>
+    <w:bookmarkStart w:id="30" w:name="_anonymous"/>
     <w:p>
       <w:pPr>
         <w:pStyle w:val="Overskrift4"/>
@@ -773,7 +773,7 @@
       </w:r>
     </w:p>
     <w:bookmarkEnd w:id="30"/>
-    <w:bookmarkStart w:id="31" w:name="common"/>
+    <w:bookmarkStart w:id="31" w:name="_common"/>
     <w:p>
       <w:pPr>
         <w:pStyle w:val="Overskrift4"/>
@@ -903,7 +903,7 @@
       </w:tr>
     </w:tbl>
     <w:bookmarkEnd w:id="31"/>
-    <w:bookmarkStart w:id="32" w:name="balance-responsible-party"/>
+    <w:bookmarkStart w:id="32" w:name="_33d042ea865d9ccdd21972e4941eb9a3e57dea9"/>
     <w:p>
       <w:pPr>
         <w:pStyle w:val="Overskrift4"/>
@@ -921,7 +921,7 @@
       </w:r>
     </w:p>
     <w:bookmarkEnd w:id="32"/>
-    <w:bookmarkStart w:id="33" w:name="end-user"/>
+    <w:bookmarkStart w:id="33" w:name="_587ff7c550b65da706cc6ed28c28196eac21d0d"/>
     <w:p>
       <w:pPr>
         <w:pStyle w:val="Overskrift4"/>
@@ -939,7 +939,7 @@
       </w:r>
     </w:p>
     <w:bookmarkEnd w:id="33"/>
-    <w:bookmarkStart w:id="34" w:name="energy-supplier"/>
+    <w:bookmarkStart w:id="34" w:name="_0ae40e3cd02a5e6cf223650bdd6f54d616f5022"/>
     <w:p>
       <w:pPr>
         <w:pStyle w:val="Overskrift4"/>
@@ -957,7 +957,7 @@
       </w:r>
     </w:p>
     <w:bookmarkEnd w:id="34"/>
-    <w:bookmarkStart w:id="35" w:name="flexibility-information-system-operator"/>
+    <w:bookmarkStart w:id="35" w:name="_205d448ec611aeec17125b0a6a21826729c6ace"/>
     <w:p>
       <w:pPr>
         <w:pStyle w:val="Overskrift4"/>
@@ -1052,7 +1052,7 @@
       </w:tr>
     </w:tbl>
     <w:bookmarkEnd w:id="35"/>
-    <w:bookmarkStart w:id="36" w:name="organisation"/>
+    <w:bookmarkStart w:id="36" w:name="_organisation"/>
     <w:p>
       <w:pPr>
         <w:pStyle w:val="Overskrift4"/>
@@ -1070,7 +1070,7 @@
       </w:r>
     </w:p>
     <w:bookmarkEnd w:id="36"/>
-    <w:bookmarkStart w:id="37" w:name="system-operator"/>
+    <w:bookmarkStart w:id="37" w:name="_fc1969e12ffa04b3f787795e7ddfde406a09f5a"/>
     <w:p>
       <w:pPr>
         <w:pStyle w:val="Overskrift4"/>
@@ -1166,7 +1166,7 @@
       </w:tr>
     </w:tbl>
     <w:bookmarkEnd w:id="37"/>
-    <w:bookmarkStart w:id="38" w:name="service-provider"/>
+    <w:bookmarkStart w:id="38" w:name="_b462e6d210ec9c712e4b2292c76af28fc130787"/>
     <w:p>
       <w:pPr>
         <w:pStyle w:val="Overskrift4"/>
@@ -1184,7 +1184,7 @@
       </w:r>
     </w:p>
     <w:bookmarkEnd w:id="38"/>
-    <w:bookmarkStart w:id="39" w:name="third-party"/>
+    <w:bookmarkStart w:id="39" w:name="_27deb66bcd01342a3df78b2190e8adbdc1219d6"/>
     <w:p>
       <w:pPr>
         <w:pStyle w:val="Overskrift4"/>
@@ -1203,7 +1203,7 @@
     </w:p>
     <w:bookmarkEnd w:id="39"/>
     <w:bookmarkEnd w:id="40"/>
-    <w:bookmarkStart w:id="42" w:name="field-level-authorization"/>
+    <w:bookmarkStart w:id="42" w:name="_12ddb80e42fe95428c38865dcd3a67097e70e69"/>
     <w:p>
       <w:pPr>
         <w:pStyle w:val="Overskrift3"/>
